--- a/tillsyn/A 34096-2026 tillsynsbegäran.docx
+++ b/tillsyn/A 34096-2026 tillsynsbegäran.docx
@@ -681,7 +681,7 @@
     <w:r>
       <w:tab/>
       <w:tab/>
-      <w:t>2026-08-20</w:t>
+      <w:t>2026-08-21</w:t>
       <w:br/>
       <w:br/>
     </w:r>

--- a/tillsyn/A 34096-2026 tillsynsbegäran.docx
+++ b/tillsyn/A 34096-2026 tillsynsbegäran.docx
@@ -681,7 +681,7 @@
     <w:r>
       <w:tab/>
       <w:tab/>
-      <w:t>2026-08-21</w:t>
+      <w:t>2026-08-22</w:t>
       <w:br/>
       <w:br/>
     </w:r>

--- a/tillsyn/A 34096-2026 tillsynsbegäran.docx
+++ b/tillsyn/A 34096-2026 tillsynsbegäran.docx
@@ -681,7 +681,7 @@
     <w:r>
       <w:tab/>
       <w:tab/>
-      <w:t>2026-08-22</w:t>
+      <w:t>2026-08-23</w:t>
       <w:br/>
       <w:br/>
     </w:r>

--- a/tillsyn/A 34096-2026 tillsynsbegäran.docx
+++ b/tillsyn/A 34096-2026 tillsynsbegäran.docx
@@ -681,7 +681,7 @@
     <w:r>
       <w:tab/>
       <w:tab/>
-      <w:t>2026-08-23</w:t>
+      <w:t>2026-08-24</w:t>
       <w:br/>
       <w:br/>
     </w:r>

--- a/tillsyn/A 34096-2026 tillsynsbegäran.docx
+++ b/tillsyn/A 34096-2026 tillsynsbegäran.docx
@@ -681,7 +681,7 @@
     <w:r>
       <w:tab/>
       <w:tab/>
-      <w:t>2026-08-24</w:t>
+      <w:t>2026-08-25</w:t>
       <w:br/>
       <w:br/>
     </w:r>

--- a/tillsyn/A 34096-2026 tillsynsbegäran.docx
+++ b/tillsyn/A 34096-2026 tillsynsbegäran.docx
@@ -681,7 +681,7 @@
     <w:r>
       <w:tab/>
       <w:tab/>
-      <w:t>2026-08-25</w:t>
+      <w:t>2026-08-26</w:t>
       <w:br/>
       <w:br/>
     </w:r>

--- a/tillsyn/A 34096-2026 tillsynsbegäran.docx
+++ b/tillsyn/A 34096-2026 tillsynsbegäran.docx
@@ -681,7 +681,7 @@
     <w:r>
       <w:tab/>
       <w:tab/>
-      <w:t>2026-08-26</w:t>
+      <w:t>2026-08-27</w:t>
       <w:br/>
       <w:br/>
     </w:r>

--- a/tillsyn/A 34096-2026 tillsynsbegäran.docx
+++ b/tillsyn/A 34096-2026 tillsynsbegäran.docx
@@ -681,7 +681,7 @@
     <w:r>
       <w:tab/>
       <w:tab/>
-      <w:t>2026-08-27</w:t>
+      <w:t>2026-08-28</w:t>
       <w:br/>
       <w:br/>
     </w:r>

--- a/tillsyn/A 34096-2026 tillsynsbegäran.docx
+++ b/tillsyn/A 34096-2026 tillsynsbegäran.docx
@@ -681,7 +681,7 @@
     <w:r>
       <w:tab/>
       <w:tab/>
-      <w:t>2026-08-28</w:t>
+      <w:t>2026-08-29</w:t>
       <w:br/>
       <w:br/>
     </w:r>

--- a/tillsyn/A 34096-2026 tillsynsbegäran.docx
+++ b/tillsyn/A 34096-2026 tillsynsbegäran.docx
@@ -681,7 +681,7 @@
     <w:r>
       <w:tab/>
       <w:tab/>
-      <w:t>2026-08-29</w:t>
+      <w:t>2026-08-31</w:t>
       <w:br/>
       <w:br/>
     </w:r>

--- a/tillsyn/A 34096-2026 tillsynsbegäran.docx
+++ b/tillsyn/A 34096-2026 tillsynsbegäran.docx
@@ -681,7 +681,7 @@
     <w:r>
       <w:tab/>
       <w:tab/>
-      <w:t>2026-08-31</w:t>
+      <w:t>2026-09-01</w:t>
       <w:br/>
       <w:br/>
     </w:r>

--- a/tillsyn/A 34096-2026 tillsynsbegäran.docx
+++ b/tillsyn/A 34096-2026 tillsynsbegäran.docx
@@ -681,7 +681,7 @@
     <w:r>
       <w:tab/>
       <w:tab/>
-      <w:t>2026-09-01</w:t>
+      <w:t>2026-09-02</w:t>
       <w:br/>
       <w:br/>
     </w:r>

--- a/tillsyn/A 34096-2026 tillsynsbegäran.docx
+++ b/tillsyn/A 34096-2026 tillsynsbegäran.docx
@@ -681,7 +681,7 @@
     <w:r>
       <w:tab/>
       <w:tab/>
-      <w:t>2026-09-02</w:t>
+      <w:t>2026-09-03</w:t>
       <w:br/>
       <w:br/>
     </w:r>

--- a/tillsyn/A 34096-2026 tillsynsbegäran.docx
+++ b/tillsyn/A 34096-2026 tillsynsbegäran.docx
@@ -681,7 +681,7 @@
     <w:r>
       <w:tab/>
       <w:tab/>
-      <w:t>2026-09-03</w:t>
+      <w:t>2026-09-04</w:t>
       <w:br/>
       <w:br/>
     </w:r>

--- a/tillsyn/A 34096-2026 tillsynsbegäran.docx
+++ b/tillsyn/A 34096-2026 tillsynsbegäran.docx
@@ -681,7 +681,7 @@
     <w:r>
       <w:tab/>
       <w:tab/>
-      <w:t>2026-09-04</w:t>
+      <w:t>2026-09-05</w:t>
       <w:br/>
       <w:br/>
     </w:r>

--- a/tillsyn/A 34096-2026 tillsynsbegäran.docx
+++ b/tillsyn/A 34096-2026 tillsynsbegäran.docx
@@ -681,7 +681,7 @@
     <w:r>
       <w:tab/>
       <w:tab/>
-      <w:t>2026-09-05</w:t>
+      <w:t>2026-09-06</w:t>
       <w:br/>
       <w:br/>
     </w:r>

--- a/tillsyn/A 34096-2026 tillsynsbegäran.docx
+++ b/tillsyn/A 34096-2026 tillsynsbegäran.docx
@@ -7,7 +7,7 @@
         <w:pStyle w:val="Title"/>
       </w:pPr>
       <w:r>
-        <w:t>Tillsynsbegäran – information om höga naturvärden i avverkningsanmälan A 34096-2026 i Hagfors kommun</w:t>
+        <w:t>Tillsynsbegäran – information om höga naturvärden och fridlysta arter i avverkningsanmälan A 34096-2026 i Hagfors kommun</w:t>
       </w:r>
     </w:p>
     <w:p>
@@ -60,12 +60,12 @@
         <w:spacing w:after="240"/>
       </w:pPr>
       <w:r>
-        <w:t>Figur 1. Fyndplatser för naturvårdsarter i och inom 8 meter från avverkningsanmälan. Markörer utan svart kant är placerade på fyndplatsen. Markörer med svart kant är placerade vid sidan av fyndplatsen och har ett svart streck som visar fyndplatsens exakta position. Kartans mittpunktskoordinat är N 6679130, E 420113 i SWEREF 99 TM.</w:t>
+        <w:t>Figur 1. Fyndplatser för naturvårdsarter i och inom 23 meter från avverkningsanmälan. Markörer utan svart kant är placerade på fyndplatsen. Markörer med svart kant är placerade vid sidan av fyndplatsen och har ett svart streck som visar fyndplatsens exakta position. Kartans mittpunktskoordinat är N 6679130, E 420113 i SWEREF 99 TM.</w:t>
       </w:r>
     </w:p>
     <w:p>
       <w:r>
-        <w:t>I och inom 8 meter från avverkningsanmälan finns fynd av 6 naturvårdsarter, varav 6 är rödlistade och 6 är typiska (T): garnlav (VU, T), dvärgbägarlav (NT, T), kolflarnlav (NT, T), vedskivlav (NT, T), vedtrappmossa (NT, T) och violettgrå tagellav (NT, T). Se Figur 1.</w:t>
+        <w:t>I och inom 23 meter från avverkningsanmälan finns fynd av 12 naturvårdsarter, varav 8 är rödlistade, 3 är fridlysta, 9 är typiska (T) och 1 är signalart (S): garnlav (VU, T), dvärgbägarlav (NT, T), kolflarnlav (NT, T), mörk kolflarnlav (NT), stjärntagging (NT, T), vedskivlav (NT, T), vedtrappmossa (NT, T), violettgrå tagellav (NT, T), vågbandad barkbock (S), spillkråka (T, §4), tofsmes (T, §4) och fläcknycklar (§8). Se Figur 1.</w:t>
       </w:r>
     </w:p>
     <w:p>
@@ -101,7 +101,7 @@
     </w:p>
     <w:p>
       <w:r>
-        <w:t>Nedan följer beskrivningar av de naturvårdsarter och fridlysta arter som har sina livsmiljöer och växtplatser i den avverkningsanmälda skogen. De påträffade naturvårdsarterna är ett tydligt kvitto på att det rör sig om en skog med höga naturvärden.</w:t>
+        <w:t>Nedan följer beskrivningar av de naturvårdsarter och fridlysta arter som har sina livsmiljöer och växtplatser i den avverkningsanmälda skogen. Se även ytterligare artfakta i BILAGA 1. De påträffade naturvårdsarterna är ett tydligt kvitto på att det rör sig om en skog med höga naturvärden.</w:t>
       </w:r>
     </w:p>
     <w:p>
@@ -178,6 +178,46 @@
         <w:rPr>
           <w:b/>
         </w:rPr>
+        <w:t>Mörk kolflarnlav (NT)</w:t>
+      </w:r>
+      <w:r>
+        <w:t xml:space="preserve"> är brandberoende och växer nästan uteslutande på kolad hård kärnved av tall. Arten förekommer främst i glesa, öppna tall- och blandbarrskogar av naturskogskaraktär och etableringen verkar ske sent efter brand, kanske först efter 100–300 år. Mörk kolflarnlav indikerar skog med höga naturvärden och vanligast är att den påträffas på rester av nedbrunna torrakor och högstubbar och lågstubbar som är så grova att hela innandömet är urbränt. Tall- och blandbarrskogar av naturskogskaraktär med spår av återkommande bränder hyser höga biologiska värden och bör skyddas (SLU Artdatabanken, 2024).</w:t>
+      </w:r>
+    </w:p>
+    <w:p>
+      <w:r>
+        <w:rPr>
+          <w:b/>
+        </w:rPr>
+        <w:t>Stjärntagging (NT)</w:t>
+      </w:r>
+      <w:r>
+        <w:t xml:space="preserve"> signalerar inom hela sitt utbredningsområde höga naturvärden. Svampen är uttorkningskänslig och beroende av ett oförändrat fuktigt mikroklimat. Den är även beroende av en ständig tillgång på död ved i olika nedbrytningsstadier, dock ej nödvändigtvis grova träd. Tidigare påverkan på miljön måste dock ha varit så skonsam att det naturliga skogsekosystemet till stora delar har bevarats. Minskningstakten för den svenska populationen bedöms vara nära gränsvärdet för Sårbar (VU). Stjärntagging är typisk art för </w:t>
+      </w:r>
+      <w:r>
+        <w:rPr>
+          <w:i/>
+        </w:rPr>
+        <w:t xml:space="preserve">9010 Taiga, 9050 Näringsrik granskog </w:t>
+      </w:r>
+      <w:r>
+        <w:t xml:space="preserve">och </w:t>
+      </w:r>
+      <w:r>
+        <w:rPr>
+          <w:i/>
+        </w:rPr>
+        <w:t>9030 Landhöjningsskog</w:t>
+      </w:r>
+      <w:r>
+        <w:t xml:space="preserve"> (SLU Artdatabanken, 2024; Nitare &amp; Skogsstyrelsen, 2019).</w:t>
+      </w:r>
+    </w:p>
+    <w:p>
+      <w:r>
+        <w:rPr>
+          <w:b/>
+        </w:rPr>
         <w:t>Vedskivlav (NT)</w:t>
       </w:r>
       <w:r>
@@ -231,6 +271,66 @@
       </w:r>
       <w:r>
         <w:t xml:space="preserve"> (SLU Artdatabanken, 2024; Nitare &amp; Skogsstyrelsen, 2019).</w:t>
+      </w:r>
+    </w:p>
+    <w:p>
+      <w:r>
+        <w:rPr>
+          <w:b/>
+        </w:rPr>
+        <w:t xml:space="preserve">Vågbandad barkbock </w:t>
+      </w:r>
+      <w:r>
+        <w:t>är en långhorning vars larvutveckling sker under bark på nyligen döda stående barrträd, främst gran, mer undantagsvis på tall. Främst i stående träd, särskilt gamla, långsamvuxna granar med grov bark, även i grövre grenar, stubbar eller vindfällen. Arten är starkt knuten till naturskogsliknande granskogar, och gynnas av extrema torrsomrar som försvagar träden. Arten påverkas negativt av brist på kontinuitetsskog och en minskning av populationen pågår eller förväntas ske (SLU Artdatabanken, 2025).</w:t>
+      </w:r>
+    </w:p>
+    <w:p>
+      <w:r>
+        <w:rPr>
+          <w:b/>
+        </w:rPr>
+        <w:t>Spillkråka (§4)</w:t>
+      </w:r>
+      <w:r>
+        <w:t xml:space="preserve"> omfattas av bilaga 1 i EU:s fågeldirektiv och är typisk art för </w:t>
+      </w:r>
+      <w:r>
+        <w:rPr>
+          <w:i/>
+        </w:rPr>
+        <w:t xml:space="preserve">9010 Taiga </w:t>
+      </w:r>
+      <w:r>
+        <w:t>och</w:t>
+      </w:r>
+      <w:r>
+        <w:rPr>
+          <w:i/>
+        </w:rPr>
+        <w:t xml:space="preserve"> 9740 Skogsbevuxen myr</w:t>
+      </w:r>
+      <w:r>
+        <w:t>. Den behöver grova träd, främst tall, asp och bok som boträd. Skogsbruk med korta omloppstider och täta, homogena ungskogar utgör det största hotet. Spillkråka är en nyckelart i skogliga miljöer vars övergivna bohål utnyttjas av flera andra hålhäckande fågelarter och fladdermöss, däribland pärluggla (EN, §4), knipa (§4), salskrake (§4) och skogsduva (§4). Hökuggla (VU, §4) och slaguggla (§4) häckar ofta i högstubbar som brutits av i höjd med ett gammalt spillkråkebo (SLU Artdatabanken, 2026; Skogsstyrelsen, 2016).</w:t>
+      </w:r>
+    </w:p>
+    <w:p>
+      <w:r>
+        <w:rPr>
+          <w:b/>
+        </w:rPr>
+        <w:t>Tofsmes (§4)</w:t>
+      </w:r>
+      <w:r>
+        <w:t xml:space="preserve"> häckar i barr- och blandskog, främst i tallskog. Tofsmes är typisk art för </w:t>
+      </w:r>
+      <w:r>
+        <w:rPr>
+          <w:i/>
+        </w:rPr>
+        <w:t xml:space="preserve">9010 Taiga </w:t>
+      </w:r>
+      <w:r>
+        <w:t>(SLU Artdatabanken, 2025).</w:t>
       </w:r>
     </w:p>
     <w:p>
@@ -238,17 +338,39 @@
         <w:pStyle w:val="Heading1"/>
       </w:pPr>
       <w:r>
-        <w:t>Typiska arter och EU:s art- och habitatdirektiv</w:t>
+        <w:t>EU:s fågeldirektiv</w:t>
       </w:r>
     </w:p>
     <w:p>
       <w:r>
-        <w:t>Typiska arter används för att lokalisera områden med gynnsam bevarandestatus för de naturtyper som är listade i EU:s art- och habitatdirektiv. Ett exempel är Västlig taiga (EU-kod 9010) som saknar gynnsam bevarandestatus och minskar starkt som naturtyp i Sverige. Naturvårdsverket skriver i sin vägledning för Västlig taiga att dylika miljöer förutsätter normalt att skogarna skyddas långsiktigt, eftersom skogsbruk inte är förenligt med bevarande av naturtypen i gynnsamt tillstånd (Naturvårdsverket, 2011).</w:t>
+        <w:t xml:space="preserve">Europeiska unionens medlemsländer är skyldiga att agera i enlighet med EU:s fågeldirektiv där det uttryckligen står att direktivet gäller för fåglar samt för deras ägg, bon och </w:t>
+      </w:r>
+      <w:r>
+        <w:rPr>
+          <w:b/>
+        </w:rPr>
+        <w:t xml:space="preserve">livsmiljöer </w:t>
+      </w:r>
+      <w:r>
+        <w:t>(artikel 1). Vidare att de åtgärder som vidtas inte får leda till en försämring av den nuvarande situationen beträffande bevarandet av de fågelarter som avses i artikel 1 (artikel 13). Fågeldirektivet är styrande för tillsynsansvariga myndigheters ärendehantering, ställningstaganden och beslutsfattande.</w:t>
       </w:r>
     </w:p>
     <w:p>
-      <w:r>
-        <w:t>Följande typiska arter har sina livsmiljöer och växtplatser i den avverkningsanmälda skogen: garnlav (VU, T), dvärgbägarlav (NT, T), kolflarnlav (NT, T), vedskivlav (NT, T), vedtrappmossa (NT, T) och violettgrå tagellav (NT, T).</w:t>
+      <w:pPr>
+        <w:pStyle w:val="Heading1"/>
+      </w:pPr>
+      <w:r>
+        <w:t>Typiska arter och EU:s art- och habitatdirektiv</w:t>
+      </w:r>
+    </w:p>
+    <w:p>
+      <w:r>
+        <w:t>Typiska arter används för att lokalisera områden med gynnsam bevarandestatus för de naturtyper som är listade i EU:s art- och habitatdirektiv. Ett exempel är Västlig taiga (EU-kod 9010) som saknar gynnsam bevarandestatus och minskar starkt som naturtyp i Sverige. Naturvårdsverket skriver i sin vägledning för Västlig taiga att dylika miljöer förutsätter normalt att skogarna skyddas långsiktigt, eftersom skogsbruk inte är förenligt med bevarande av naturtypen i gynnsamt tillstånd (Naturvårdsverket, 2011).</w:t>
+      </w:r>
+    </w:p>
+    <w:p>
+      <w:r>
+        <w:t>Följande typiska arter har sina livsmiljöer och växtplatser i den avverkningsanmälda skogen: garnlav (VU, T), dvärgbägarlav (NT, T), kolflarnlav (NT, T), stjärntagging (NT, T), vedskivlav (NT, T), vedtrappmossa (NT, T), violettgrå tagellav (NT, T), spillkråka (T, §4) och tofsmes (T, §4).</w:t>
       </w:r>
     </w:p>
     <w:p>
@@ -315,7 +437,92 @@
         <w:pStyle w:val="Title"/>
       </w:pPr>
       <w:r>
-        <w:t>BILAGA 1 – EU:s art- och habitatdirektiv, fågeldirektiv och naturrestaureringsförordning</w:t>
+        <w:t>BILAGA 1 – Fridlysta arter</w:t>
+      </w:r>
+    </w:p>
+    <w:p>
+      <w:pPr>
+        <w:pStyle w:val="Heading1"/>
+      </w:pPr>
+      <w:r>
+        <w:t>Spillkråka – ekologi samt krav på livsmiljön</w:t>
+      </w:r>
+    </w:p>
+    <w:p>
+      <w:r>
+        <w:t xml:space="preserve">Spillkråka (§4) ingår i bilaga 1 EU:s fågeldirektiv och är typisk art för </w:t>
+      </w:r>
+      <w:r>
+        <w:rPr>
+          <w:i/>
+        </w:rPr>
+        <w:t xml:space="preserve">9010 Taiga </w:t>
+      </w:r>
+      <w:r>
+        <w:t>och</w:t>
+      </w:r>
+      <w:r>
+        <w:rPr>
+          <w:i/>
+        </w:rPr>
+        <w:t xml:space="preserve"> 9740 Skogsbevuxen myr</w:t>
+      </w:r>
+      <w:r>
+        <w:t>. Den lever i både barr- och blandskog liksom i ren lövskog. De tätaste populationerna tenderar att finnas i äldre, variationsrik blandskog med gott om död ved och gamla träd. Varje par utnyttjar 400–1000 hektar skog beroende på skogens kvalitet. Skogsbruk med korta omloppstider och täta, homogena ungskogar utgör det största hotet (SLU Artdatabanken, 2026).</w:t>
+      </w:r>
+    </w:p>
+    <w:p>
+      <w:r>
+        <w:t>Spillkråka är en nyckelart i skogliga miljöer vars övergivna bohål utnyttjas av flera andra hålhäckande fågelarter och fladdermöss, däribland pärluggla (EN, §4), knipa (§4), salskrake (§4) och skogsduva (§4). Hökuggla (VU, §4) och slaguggla (§4) häckar ofta i högstubbar som brutits av i höjd med ett gammalt spillkråkebo (Skogsstyrelsen, 2016).</w:t>
+      </w:r>
+    </w:p>
+    <w:p>
+      <w:pPr>
+        <w:pStyle w:val="Heading2"/>
+      </w:pPr>
+      <w:r>
+        <w:t>Referenser – spillkråka</w:t>
+      </w:r>
+    </w:p>
+    <w:p>
+      <w:r>
+        <w:t xml:space="preserve">Skogsstyrelsen, 2016. </w:t>
+      </w:r>
+      <w:r>
+        <w:rPr>
+          <w:i/>
+        </w:rPr>
+        <w:t xml:space="preserve">Vägledning för hänsyn till spillkråka. </w:t>
+      </w:r>
+      <w:r>
+        <w:t>Vägledningar och kunskapsstöd artskydd – Skogsstyrelsen.</w:t>
+      </w:r>
+    </w:p>
+    <w:p>
+      <w:r>
+        <w:t xml:space="preserve">SLU Artdatabanken, 2026. </w:t>
+      </w:r>
+      <w:r>
+        <w:rPr>
+          <w:i/>
+        </w:rPr>
+        <w:t xml:space="preserve">Artfaktablad. Naturvård – artfakta. </w:t>
+      </w:r>
+      <w:r>
+        <w:t>SLU Artdatabanken, Uppsala.</w:t>
+      </w:r>
+    </w:p>
+    <w:p>
+      <w:r>
+        <w:br w:type="page"/>
+      </w:r>
+    </w:p>
+    <w:p>
+      <w:pPr>
+        <w:pStyle w:val="Title"/>
+      </w:pPr>
+      <w:r>
+        <w:t>BILAGA 2 – EU:s art- och habitatdirektiv, fågeldirektiv och naturrestaureringsförordning</w:t>
       </w:r>
     </w:p>
     <w:p>
@@ -681,7 +888,7 @@
     <w:r>
       <w:tab/>
       <w:tab/>
-      <w:t>2026-09-06</w:t>
+      <w:t>2026-09-07</w:t>
       <w:br/>
       <w:br/>
     </w:r>

--- a/tillsyn/A 34096-2026 tillsynsbegäran.docx
+++ b/tillsyn/A 34096-2026 tillsynsbegäran.docx
@@ -888,7 +888,7 @@
     <w:r>
       <w:tab/>
       <w:tab/>
-      <w:t>2026-09-07</w:t>
+      <w:t>2026-09-08</w:t>
       <w:br/>
       <w:br/>
     </w:r>

--- a/tillsyn/A 34096-2026 tillsynsbegäran.docx
+++ b/tillsyn/A 34096-2026 tillsynsbegäran.docx
@@ -888,7 +888,7 @@
     <w:r>
       <w:tab/>
       <w:tab/>
-      <w:t>2026-09-08</w:t>
+      <w:t>2026-09-09</w:t>
       <w:br/>
       <w:br/>
     </w:r>

--- a/tillsyn/A 34096-2026 tillsynsbegäran.docx
+++ b/tillsyn/A 34096-2026 tillsynsbegäran.docx
@@ -888,7 +888,7 @@
     <w:r>
       <w:tab/>
       <w:tab/>
-      <w:t>2026-09-09</w:t>
+      <w:t>2026-09-10</w:t>
       <w:br/>
       <w:br/>
     </w:r>

--- a/tillsyn/A 34096-2026 tillsynsbegäran.docx
+++ b/tillsyn/A 34096-2026 tillsynsbegäran.docx
@@ -888,7 +888,7 @@
     <w:r>
       <w:tab/>
       <w:tab/>
-      <w:t>2026-09-10</w:t>
+      <w:t>2026-09-11</w:t>
       <w:br/>
       <w:br/>
     </w:r>

--- a/tillsyn/A 34096-2026 tillsynsbegäran.docx
+++ b/tillsyn/A 34096-2026 tillsynsbegäran.docx
@@ -888,7 +888,7 @@
     <w:r>
       <w:tab/>
       <w:tab/>
-      <w:t>2026-09-11</w:t>
+      <w:t>2026-09-12</w:t>
       <w:br/>
       <w:br/>
     </w:r>

--- a/tillsyn/A 34096-2026 tillsynsbegäran.docx
+++ b/tillsyn/A 34096-2026 tillsynsbegäran.docx
@@ -888,7 +888,7 @@
     <w:r>
       <w:tab/>
       <w:tab/>
-      <w:t>2026-09-12</w:t>
+      <w:t>2026-09-13</w:t>
       <w:br/>
       <w:br/>
     </w:r>
